--- a/word_masters/modern_layout_rtl.docx
+++ b/word_masters/modern_layout_rtl.docx
@@ -21,6 +21,9 @@
         <w:gridCol w:w="4680"/>
       </w:tblGrid>
       <w:tr>
+        <w:trPr>
+          <w:cantSplit/>
+        </w:trPr>
         <w:tc>
           <w:tcPr>
             <w:tcW w:type="dxa" w:w="4680"/>
@@ -913,6 +916,10 @@
               <w:tc>
                 <w:tcPr>
                   <w:tcW w:type="pct" w:w="1000"/>
+                  <w:tcBorders>
+                    <w:left w:val="single" w:sz="4" w:space="0" w:color="{{ 'BA0001' if sk.dots &gt; 0 else 'BA0002' }}"/>
+                    <w:right w:val="single" w:sz="4" w:space="0" w:color="{{ 'BA0001' if sk.dots &gt; 0 else 'BA0002' }}"/>
+                  </w:tcBorders>
                   <w:shd w:val="clear" w:color="auto" w:fill="{{ 'BA0001' if sk.dots &gt; 0 else 'BA0002' }}"/>
                 </w:tcPr>
                 <w:p>
@@ -929,6 +936,10 @@
               <w:tc>
                 <w:tcPr>
                   <w:tcW w:type="pct" w:w="1000"/>
+                  <w:tcBorders>
+                    <w:left w:val="single" w:sz="4" w:space="0" w:color="{{ 'BA0001' if sk.dots &gt; 1 else 'BA0002' }}"/>
+                    <w:right w:val="single" w:sz="4" w:space="0" w:color="{{ 'BA0001' if sk.dots &gt; 1 else 'BA0002' }}"/>
+                  </w:tcBorders>
                   <w:shd w:val="clear" w:color="auto" w:fill="{{ 'BA0001' if sk.dots &gt; 1 else 'BA0002' }}"/>
                 </w:tcPr>
                 <w:p>
@@ -945,6 +956,10 @@
               <w:tc>
                 <w:tcPr>
                   <w:tcW w:type="pct" w:w="1000"/>
+                  <w:tcBorders>
+                    <w:left w:val="single" w:sz="4" w:space="0" w:color="{{ 'BA0001' if sk.dots &gt; 2 else 'BA0002' }}"/>
+                    <w:right w:val="single" w:sz="4" w:space="0" w:color="{{ 'BA0001' if sk.dots &gt; 2 else 'BA0002' }}"/>
+                  </w:tcBorders>
                   <w:shd w:val="clear" w:color="auto" w:fill="{{ 'BA0001' if sk.dots &gt; 2 else 'BA0002' }}"/>
                 </w:tcPr>
                 <w:p>
@@ -961,6 +976,10 @@
               <w:tc>
                 <w:tcPr>
                   <w:tcW w:type="pct" w:w="1000"/>
+                  <w:tcBorders>
+                    <w:left w:val="single" w:sz="4" w:space="0" w:color="{{ 'BA0001' if sk.dots &gt; 3 else 'BA0002' }}"/>
+                    <w:right w:val="single" w:sz="4" w:space="0" w:color="{{ 'BA0001' if sk.dots &gt; 3 else 'BA0002' }}"/>
+                  </w:tcBorders>
                   <w:shd w:val="clear" w:color="auto" w:fill="{{ 'BA0001' if sk.dots &gt; 3 else 'BA0002' }}"/>
                 </w:tcPr>
                 <w:p>
@@ -977,6 +996,10 @@
               <w:tc>
                 <w:tcPr>
                   <w:tcW w:type="pct" w:w="1000"/>
+                  <w:tcBorders>
+                    <w:left w:val="single" w:sz="4" w:space="0" w:color="{{ 'BA0001' if sk.dots &gt; 4 else 'BA0002' }}"/>
+                    <w:right w:val="single" w:sz="4" w:space="0" w:color="{{ 'BA0001' if sk.dots &gt; 4 else 'BA0002' }}"/>
+                  </w:tcBorders>
                   <w:shd w:val="clear" w:color="auto" w:fill="{{ 'BA0001' if sk.dots &gt; 4 else 'BA0002' }}"/>
                 </w:tcPr>
                 <w:p>
@@ -2173,6 +2196,10 @@
               <w:tc>
                 <w:tcPr>
                   <w:tcW w:type="pct" w:w="1000"/>
+                  <w:tcBorders>
+                    <w:left w:val="single" w:sz="4" w:space="0" w:color="{{ 'BA0001' if sk.dots &gt; 0 else 'BA0002' }}"/>
+                    <w:right w:val="single" w:sz="4" w:space="0" w:color="{{ 'BA0001' if sk.dots &gt; 0 else 'BA0002' }}"/>
+                  </w:tcBorders>
                   <w:shd w:val="clear" w:color="auto" w:fill="{{ 'BA0001' if sk.dots &gt; 0 else 'BA0002' }}"/>
                 </w:tcPr>
                 <w:p>
@@ -2189,6 +2216,10 @@
               <w:tc>
                 <w:tcPr>
                   <w:tcW w:type="pct" w:w="1000"/>
+                  <w:tcBorders>
+                    <w:left w:val="single" w:sz="4" w:space="0" w:color="{{ 'BA0001' if sk.dots &gt; 1 else 'BA0002' }}"/>
+                    <w:right w:val="single" w:sz="4" w:space="0" w:color="{{ 'BA0001' if sk.dots &gt; 1 else 'BA0002' }}"/>
+                  </w:tcBorders>
                   <w:shd w:val="clear" w:color="auto" w:fill="{{ 'BA0001' if sk.dots &gt; 1 else 'BA0002' }}"/>
                 </w:tcPr>
                 <w:p>
@@ -2205,6 +2236,10 @@
               <w:tc>
                 <w:tcPr>
                   <w:tcW w:type="pct" w:w="1000"/>
+                  <w:tcBorders>
+                    <w:left w:val="single" w:sz="4" w:space="0" w:color="{{ 'BA0001' if sk.dots &gt; 2 else 'BA0002' }}"/>
+                    <w:right w:val="single" w:sz="4" w:space="0" w:color="{{ 'BA0001' if sk.dots &gt; 2 else 'BA0002' }}"/>
+                  </w:tcBorders>
                   <w:shd w:val="clear" w:color="auto" w:fill="{{ 'BA0001' if sk.dots &gt; 2 else 'BA0002' }}"/>
                 </w:tcPr>
                 <w:p>
@@ -2221,6 +2256,10 @@
               <w:tc>
                 <w:tcPr>
                   <w:tcW w:type="pct" w:w="1000"/>
+                  <w:tcBorders>
+                    <w:left w:val="single" w:sz="4" w:space="0" w:color="{{ 'BA0001' if sk.dots &gt; 3 else 'BA0002' }}"/>
+                    <w:right w:val="single" w:sz="4" w:space="0" w:color="{{ 'BA0001' if sk.dots &gt; 3 else 'BA0002' }}"/>
+                  </w:tcBorders>
                   <w:shd w:val="clear" w:color="auto" w:fill="{{ 'BA0001' if sk.dots &gt; 3 else 'BA0002' }}"/>
                 </w:tcPr>
                 <w:p>
@@ -2237,6 +2276,10 @@
               <w:tc>
                 <w:tcPr>
                   <w:tcW w:type="pct" w:w="1000"/>
+                  <w:tcBorders>
+                    <w:left w:val="single" w:sz="4" w:space="0" w:color="{{ 'BA0001' if sk.dots &gt; 4 else 'BA0002' }}"/>
+                    <w:right w:val="single" w:sz="4" w:space="0" w:color="{{ 'BA0001' if sk.dots &gt; 4 else 'BA0002' }}"/>
+                  </w:tcBorders>
                   <w:shd w:val="clear" w:color="auto" w:fill="{{ 'BA0001' if sk.dots &gt; 4 else 'BA0002' }}"/>
                 </w:tcPr>
                 <w:p>
@@ -3481,6 +3524,10 @@
               <w:tc>
                 <w:tcPr>
                   <w:tcW w:type="pct" w:w="1000"/>
+                  <w:tcBorders>
+                    <w:left w:val="single" w:sz="4" w:space="0" w:color="{{ 'BA0001' if sk.dots &gt; 0 else 'BA0002' }}"/>
+                    <w:right w:val="single" w:sz="4" w:space="0" w:color="{{ 'BA0001' if sk.dots &gt; 0 else 'BA0002' }}"/>
+                  </w:tcBorders>
                   <w:shd w:val="clear" w:color="auto" w:fill="{{ 'BA0001' if sk.dots &gt; 0 else 'BA0002' }}"/>
                 </w:tcPr>
                 <w:p>
@@ -3497,6 +3544,10 @@
               <w:tc>
                 <w:tcPr>
                   <w:tcW w:type="pct" w:w="1000"/>
+                  <w:tcBorders>
+                    <w:left w:val="single" w:sz="4" w:space="0" w:color="{{ 'BA0001' if sk.dots &gt; 1 else 'BA0002' }}"/>
+                    <w:right w:val="single" w:sz="4" w:space="0" w:color="{{ 'BA0001' if sk.dots &gt; 1 else 'BA0002' }}"/>
+                  </w:tcBorders>
                   <w:shd w:val="clear" w:color="auto" w:fill="{{ 'BA0001' if sk.dots &gt; 1 else 'BA0002' }}"/>
                 </w:tcPr>
                 <w:p>
@@ -3513,6 +3564,10 @@
               <w:tc>
                 <w:tcPr>
                   <w:tcW w:type="pct" w:w="1000"/>
+                  <w:tcBorders>
+                    <w:left w:val="single" w:sz="4" w:space="0" w:color="{{ 'BA0001' if sk.dots &gt; 2 else 'BA0002' }}"/>
+                    <w:right w:val="single" w:sz="4" w:space="0" w:color="{{ 'BA0001' if sk.dots &gt; 2 else 'BA0002' }}"/>
+                  </w:tcBorders>
                   <w:shd w:val="clear" w:color="auto" w:fill="{{ 'BA0001' if sk.dots &gt; 2 else 'BA0002' }}"/>
                 </w:tcPr>
                 <w:p>
@@ -3529,6 +3584,10 @@
               <w:tc>
                 <w:tcPr>
                   <w:tcW w:type="pct" w:w="1000"/>
+                  <w:tcBorders>
+                    <w:left w:val="single" w:sz="4" w:space="0" w:color="{{ 'BA0001' if sk.dots &gt; 3 else 'BA0002' }}"/>
+                    <w:right w:val="single" w:sz="4" w:space="0" w:color="{{ 'BA0001' if sk.dots &gt; 3 else 'BA0002' }}"/>
+                  </w:tcBorders>
                   <w:shd w:val="clear" w:color="auto" w:fill="{{ 'BA0001' if sk.dots &gt; 3 else 'BA0002' }}"/>
                 </w:tcPr>
                 <w:p>
@@ -3545,6 +3604,10 @@
               <w:tc>
                 <w:tcPr>
                   <w:tcW w:type="pct" w:w="1000"/>
+                  <w:tcBorders>
+                    <w:left w:val="single" w:sz="4" w:space="0" w:color="{{ 'BA0001' if sk.dots &gt; 4 else 'BA0002' }}"/>
+                    <w:right w:val="single" w:sz="4" w:space="0" w:color="{{ 'BA0001' if sk.dots &gt; 4 else 'BA0002' }}"/>
+                  </w:tcBorders>
                   <w:shd w:val="clear" w:color="auto" w:fill="{{ 'BA0001' if sk.dots &gt; 4 else 'BA0002' }}"/>
                 </w:tcPr>
                 <w:p>
@@ -4744,6 +4807,10 @@
               <w:tc>
                 <w:tcPr>
                   <w:tcW w:type="pct" w:w="1000"/>
+                  <w:tcBorders>
+                    <w:left w:val="single" w:sz="4" w:space="0" w:color="{{ 'BA0001' if sk.dots &gt; 0 else 'BA0002' }}"/>
+                    <w:right w:val="single" w:sz="4" w:space="0" w:color="{{ 'BA0001' if sk.dots &gt; 0 else 'BA0002' }}"/>
+                  </w:tcBorders>
                   <w:shd w:val="clear" w:color="auto" w:fill="{{ 'BA0001' if sk.dots &gt; 0 else 'BA0002' }}"/>
                 </w:tcPr>
                 <w:p>
@@ -4760,6 +4827,10 @@
               <w:tc>
                 <w:tcPr>
                   <w:tcW w:type="pct" w:w="1000"/>
+                  <w:tcBorders>
+                    <w:left w:val="single" w:sz="4" w:space="0" w:color="{{ 'BA0001' if sk.dots &gt; 1 else 'BA0002' }}"/>
+                    <w:right w:val="single" w:sz="4" w:space="0" w:color="{{ 'BA0001' if sk.dots &gt; 1 else 'BA0002' }}"/>
+                  </w:tcBorders>
                   <w:shd w:val="clear" w:color="auto" w:fill="{{ 'BA0001' if sk.dots &gt; 1 else 'BA0002' }}"/>
                 </w:tcPr>
                 <w:p>
@@ -4776,6 +4847,10 @@
               <w:tc>
                 <w:tcPr>
                   <w:tcW w:type="pct" w:w="1000"/>
+                  <w:tcBorders>
+                    <w:left w:val="single" w:sz="4" w:space="0" w:color="{{ 'BA0001' if sk.dots &gt; 2 else 'BA0002' }}"/>
+                    <w:right w:val="single" w:sz="4" w:space="0" w:color="{{ 'BA0001' if sk.dots &gt; 2 else 'BA0002' }}"/>
+                  </w:tcBorders>
                   <w:shd w:val="clear" w:color="auto" w:fill="{{ 'BA0001' if sk.dots &gt; 2 else 'BA0002' }}"/>
                 </w:tcPr>
                 <w:p>
@@ -4792,6 +4867,10 @@
               <w:tc>
                 <w:tcPr>
                   <w:tcW w:type="pct" w:w="1000"/>
+                  <w:tcBorders>
+                    <w:left w:val="single" w:sz="4" w:space="0" w:color="{{ 'BA0001' if sk.dots &gt; 3 else 'BA0002' }}"/>
+                    <w:right w:val="single" w:sz="4" w:space="0" w:color="{{ 'BA0001' if sk.dots &gt; 3 else 'BA0002' }}"/>
+                  </w:tcBorders>
                   <w:shd w:val="clear" w:color="auto" w:fill="{{ 'BA0001' if sk.dots &gt; 3 else 'BA0002' }}"/>
                 </w:tcPr>
                 <w:p>
@@ -4808,6 +4887,10 @@
               <w:tc>
                 <w:tcPr>
                   <w:tcW w:type="pct" w:w="1000"/>
+                  <w:tcBorders>
+                    <w:left w:val="single" w:sz="4" w:space="0" w:color="{{ 'BA0001' if sk.dots &gt; 4 else 'BA0002' }}"/>
+                    <w:right w:val="single" w:sz="4" w:space="0" w:color="{{ 'BA0001' if sk.dots &gt; 4 else 'BA0002' }}"/>
+                  </w:tcBorders>
                   <w:shd w:val="clear" w:color="auto" w:fill="{{ 'BA0001' if sk.dots &gt; 4 else 'BA0002' }}"/>
                 </w:tcPr>
                 <w:p>

--- a/word_masters/modern_layout_rtl.docx
+++ b/word_masters/modern_layout_rtl.docx
@@ -289,8 +289,8 @@
             <w:r>
               <w:rPr>
                 <w:rStyle w:val="CVTopSideText"/>
-                <w:sz w:val="19"/>
-                <w:szCs w:val="19"/>
+                <w:sz w:val="18"/>
+                <w:szCs w:val="18"/>
                 <w:rtl/>
               </w:rPr>
               <w:t>{{ c }}</w:t>
@@ -1569,8 +1569,8 @@
             <w:r>
               <w:rPr>
                 <w:rStyle w:val="CVTopMainText"/>
-                <w:sz w:val="19"/>
-                <w:szCs w:val="19"/>
+                <w:sz w:val="18"/>
+                <w:szCs w:val="18"/>
                 <w:rtl/>
               </w:rPr>
               <w:t>{{ c }}</w:t>
@@ -2897,8 +2897,8 @@
             <w:r>
               <w:rPr>
                 <w:rStyle w:val="CVSideText"/>
-                <w:sz w:val="19"/>
-                <w:szCs w:val="19"/>
+                <w:sz w:val="18"/>
+                <w:szCs w:val="18"/>
                 <w:rtl/>
               </w:rPr>
               <w:t>{{ c }}</w:t>
@@ -4189,8 +4189,8 @@
             </w:pPr>
             <w:r>
               <w:rPr>
-                <w:sz w:val="19"/>
-                <w:szCs w:val="19"/>
+                <w:sz w:val="18"/>
+                <w:szCs w:val="18"/>
                 <w:rtl/>
               </w:rPr>
               <w:t>{{ c }}</w:t>

--- a/word_masters/modern_layout_rtl.docx
+++ b/word_masters/modern_layout_rtl.docx
@@ -227,7 +227,6 @@
           <w:p>
             <w:pPr>
               <w:pStyle w:val="CVHeadTopSide"/>
-              <w:keepNext/>
               <w:bidi/>
               <w:spacing w:before="160" w:after="60"/>
             </w:pPr>
@@ -599,7 +598,6 @@
           </w:p>
           <w:p>
             <w:pPr>
-              <w:keepNext/>
               <w:bidi/>
               <w:spacing w:before="100" w:after="0"/>
             </w:pPr>
@@ -629,7 +627,6 @@
           </w:p>
           <w:p>
             <w:pPr>
-              <w:keepNext/>
               <w:bidi/>
               <w:spacing w:before="0" w:after="40"/>
             </w:pPr>
@@ -1507,7 +1504,6 @@
           <w:p>
             <w:pPr>
               <w:pStyle w:val="CVHeadTopMain"/>
-              <w:keepNext/>
               <w:bidi/>
               <w:spacing w:before="160" w:after="60"/>
             </w:pPr>
@@ -1879,7 +1875,6 @@
           </w:p>
           <w:p>
             <w:pPr>
-              <w:keepNext/>
               <w:bidi/>
               <w:spacing w:before="100" w:after="0"/>
             </w:pPr>
@@ -1909,7 +1904,6 @@
           </w:p>
           <w:p>
             <w:pPr>
-              <w:keepNext/>
               <w:bidi/>
               <w:spacing w:before="0" w:after="40"/>
             </w:pPr>
@@ -2835,7 +2829,6 @@
           <w:p>
             <w:pPr>
               <w:pStyle w:val="CVHeadSide"/>
-              <w:keepNext/>
               <w:bidi/>
               <w:spacing w:before="160" w:after="60"/>
             </w:pPr>
@@ -3207,7 +3200,6 @@
           </w:p>
           <w:p>
             <w:pPr>
-              <w:keepNext/>
               <w:bidi/>
               <w:spacing w:before="100" w:after="0"/>
             </w:pPr>
@@ -3237,7 +3229,6 @@
           </w:p>
           <w:p>
             <w:pPr>
-              <w:keepNext/>
               <w:bidi/>
               <w:spacing w:before="0" w:after="40"/>
             </w:pPr>
@@ -4128,7 +4119,6 @@
           <w:p>
             <w:pPr>
               <w:pStyle w:val="CVHeadMain"/>
-              <w:keepNext/>
               <w:bidi/>
               <w:spacing w:before="160" w:after="60"/>
             </w:pPr>
@@ -4494,7 +4484,6 @@
           </w:p>
           <w:p>
             <w:pPr>
-              <w:keepNext/>
               <w:bidi/>
               <w:spacing w:before="100" w:after="0"/>
             </w:pPr>
@@ -4524,7 +4513,6 @@
           </w:p>
           <w:p>
             <w:pPr>
-              <w:keepNext/>
               <w:bidi/>
               <w:spacing w:before="0" w:after="40"/>
             </w:pPr>
@@ -17510,30 +17498,18 @@
   <w:style w:type="paragraph" w:customStyle="1" w:styleId="CVHeadTopSide">
     <w:name w:val="CV Head TopSide"/>
     <w:basedOn w:val="Normal"/>
-    <w:pPr>
-      <w:keepNext/>
-    </w:pPr>
   </w:style>
   <w:style w:type="paragraph" w:customStyle="1" w:styleId="CVHeadTopMain">
     <w:name w:val="CV Head TopMain"/>
     <w:basedOn w:val="Normal"/>
-    <w:pPr>
-      <w:keepNext/>
-    </w:pPr>
   </w:style>
   <w:style w:type="paragraph" w:customStyle="1" w:styleId="CVHeadSide">
     <w:name w:val="CV Head Side"/>
     <w:basedOn w:val="Normal"/>
-    <w:pPr>
-      <w:keepNext/>
-    </w:pPr>
   </w:style>
   <w:style w:type="paragraph" w:customStyle="1" w:styleId="CVHeadMain">
     <w:name w:val="CV Head Main"/>
     <w:basedOn w:val="Normal"/>
-    <w:pPr>
-      <w:keepNext/>
-    </w:pPr>
   </w:style>
 </w:styles>
 </file>
